--- a/report/docx/journal/meeting_participants_registration_journal.docx
+++ b/report/docx/journal/meeting_participants_registration_journal.docx
@@ -1,6 +1,6 @@
 
 <file path=word/document.xml><?xml version="1.0" encoding="utf-8"?>
-<w:document xmlns:wpc="http://schemas.microsoft.com/office/word/2010/wordprocessingCanvas" xmlns:cx="http://schemas.microsoft.com/office/drawing/2014/chartex" xmlns:cx1="http://schemas.microsoft.com/office/drawing/2015/9/8/chartex" xmlns:cx2="http://schemas.microsoft.com/office/drawing/2015/10/21/chartex" xmlns:cx3="http://schemas.microsoft.com/office/drawing/2016/5/9/chartex" xmlns:cx4="http://schemas.microsoft.com/office/drawing/2016/5/10/chartex" xmlns:cx5="http://schemas.microsoft.com/office/drawing/2016/5/11/chartex" xmlns:cx6="http://schemas.microsoft.com/office/drawing/2016/5/12/chartex" xmlns:cx7="http://schemas.microsoft.com/office/drawing/2016/5/13/chartex" xmlns:cx8="http://schemas.microsoft.com/office/drawing/2016/5/14/chartex" xmlns:mc="http://schemas.openxmlformats.org/markup-compatibility/2006" xmlns:aink="http://schemas.microsoft.com/office/drawing/2016/ink" xmlns:am3d="http://schemas.microsoft.com/office/drawing/2017/model3d" xmlns:o="urn:schemas-microsoft-com:office:office" xmlns:r="http://schemas.openxmlformats.org/officeDocument/2006/relationships" xmlns:m="http://schemas.openxmlformats.org/officeDocument/2006/math" xmlns:v="urn:schemas-microsoft-com:vml" xmlns:wp14="http://schemas.microsoft.com/office/word/2010/wordprocessingDrawing" xmlns:wp="http://schemas.openxmlformats.org/drawingml/2006/wordprocessingDrawing" xmlns:w10="urn:schemas-microsoft-com:office:word" xmlns:w="http://schemas.openxmlformats.org/wordprocessingml/2006/main" xmlns:w14="http://schemas.microsoft.com/office/word/2010/wordml" xmlns:w15="http://schemas.microsoft.com/office/word/2012/wordml" xmlns:w16cex="http://schemas.microsoft.com/office/word/2018/wordml/cex" xmlns:w16cid="http://schemas.microsoft.com/office/word/2016/wordml/cid" xmlns:w16="http://schemas.microsoft.com/office/word/2018/wordml" xmlns:w16sdtdh="http://schemas.microsoft.com/office/word/2020/wordml/sdtdatahash" xmlns:w16se="http://schemas.microsoft.com/office/word/2015/wordml/symex" xmlns:wpg="http://schemas.microsoft.com/office/word/2010/wordprocessingGroup" xmlns:wpi="http://schemas.microsoft.com/office/word/2010/wordprocessingInk" xmlns:wne="http://schemas.microsoft.com/office/word/2006/wordml" xmlns:wps="http://schemas.microsoft.com/office/word/2010/wordprocessingShape" mc:Ignorable="w14 w15 w16se w16cid w16 w16cex w16sdtdh wp14">
+<w:document xmlns:wpc="http://schemas.microsoft.com/office/word/2010/wordprocessingCanvas" xmlns:cx="http://schemas.microsoft.com/office/drawing/2014/chartex" xmlns:cx1="http://schemas.microsoft.com/office/drawing/2015/9/8/chartex" xmlns:cx2="http://schemas.microsoft.com/office/drawing/2015/10/21/chartex" xmlns:cx3="http://schemas.microsoft.com/office/drawing/2016/5/9/chartex" xmlns:cx4="http://schemas.microsoft.com/office/drawing/2016/5/10/chartex" xmlns:cx5="http://schemas.microsoft.com/office/drawing/2016/5/11/chartex" xmlns:cx6="http://schemas.microsoft.com/office/drawing/2016/5/12/chartex" xmlns:cx7="http://schemas.microsoft.com/office/drawing/2016/5/13/chartex" xmlns:cx8="http://schemas.microsoft.com/office/drawing/2016/5/14/chartex" xmlns:mc="http://schemas.openxmlformats.org/markup-compatibility/2006" xmlns:m="http://schemas.openxmlformats.org/officeDocument/2006/math" xmlns:aink="http://schemas.microsoft.com/office/drawing/2016/ink" xmlns:am3d="http://schemas.microsoft.com/office/drawing/2017/model3d" xmlns:oel="http://schemas.microsoft.com/office/2019/extlst" xmlns:r="http://schemas.openxmlformats.org/officeDocument/2006/relationships" xmlns:wp14="http://schemas.microsoft.com/office/word/2010/wordprocessingDrawing" xmlns:wp="http://schemas.openxmlformats.org/drawingml/2006/wordprocessingDrawing" xmlns:wpg="http://schemas.microsoft.com/office/word/2010/wordprocessingGroup" xmlns:wpi="http://schemas.microsoft.com/office/word/2010/wordprocessingInk" xmlns:wps="http://schemas.microsoft.com/office/word/2010/wordprocessingShape" xmlns:o="urn:schemas-microsoft-com:office:office" xmlns:v="urn:schemas-microsoft-com:vml" xmlns:w10="urn:schemas-microsoft-com:office:word" xmlns:w="http://schemas.openxmlformats.org/wordprocessingml/2006/main" xmlns:w14="http://schemas.microsoft.com/office/word/2010/wordml" xmlns:w15="http://schemas.microsoft.com/office/word/2012/wordml" xmlns:w16cex="http://schemas.microsoft.com/office/word/2018/wordml/cex" xmlns:w16cid="http://schemas.microsoft.com/office/word/2016/wordml/cid" xmlns:w16="http://schemas.microsoft.com/office/word/2018/wordml" xmlns:w16sdtdh="http://schemas.microsoft.com/office/word/2020/wordml/sdtdatahash" xmlns:w16sdtfl="http://schemas.microsoft.com/office/word/2024/wordml/sdtformatlock" xmlns:w16se="http://schemas.microsoft.com/office/word/2015/wordml/symex" xmlns:w16du="http://schemas.microsoft.com/office/word/2023/wordml/word16du" xmlns:wne="http://schemas.microsoft.com/office/word/2006/wordml" mc:Ignorable="w14 w15 w16se w16cid w16 w16cex w16sdtdh w16sdtfl w16du wp14">
   <w:body>
     <w:tbl>
       <w:tblPr>
@@ -36,6 +36,12 @@
         <w:tc>
           <w:tcPr>
             <w:tcW w:w="802" w:type="dxa"/>
+            <w:tcBorders>
+              <w:top w:val="single" w:sz="6" w:space="0" w:color="auto"/>
+              <w:left w:val="single" w:sz="6" w:space="0" w:color="auto"/>
+              <w:bottom w:val="single" w:sz="6" w:space="0" w:color="auto"/>
+              <w:right w:val="single" w:sz="6" w:space="0" w:color="auto"/>
+            </w:tcBorders>
             <w:vAlign w:val="center"/>
           </w:tcPr>
           <w:p>
@@ -51,6 +57,12 @@
         <w:tc>
           <w:tcPr>
             <w:tcW w:w="802" w:type="dxa"/>
+            <w:tcBorders>
+              <w:top w:val="single" w:sz="6" w:space="0" w:color="auto"/>
+              <w:left w:val="single" w:sz="6" w:space="0" w:color="auto"/>
+              <w:bottom w:val="single" w:sz="6" w:space="0" w:color="auto"/>
+              <w:right w:val="single" w:sz="6" w:space="0" w:color="auto"/>
+            </w:tcBorders>
             <w:vAlign w:val="center"/>
           </w:tcPr>
           <w:p>
@@ -66,6 +78,12 @@
         <w:tc>
           <w:tcPr>
             <w:tcW w:w="2005" w:type="dxa"/>
+            <w:tcBorders>
+              <w:top w:val="single" w:sz="6" w:space="0" w:color="auto"/>
+              <w:left w:val="single" w:sz="6" w:space="0" w:color="auto"/>
+              <w:bottom w:val="single" w:sz="6" w:space="0" w:color="auto"/>
+              <w:right w:val="single" w:sz="6" w:space="0" w:color="auto"/>
+            </w:tcBorders>
             <w:vAlign w:val="center"/>
           </w:tcPr>
           <w:p>
@@ -81,6 +99,12 @@
         <w:tc>
           <w:tcPr>
             <w:tcW w:w="1203" w:type="dxa"/>
+            <w:tcBorders>
+              <w:top w:val="single" w:sz="6" w:space="0" w:color="auto"/>
+              <w:left w:val="single" w:sz="6" w:space="0" w:color="auto"/>
+              <w:bottom w:val="single" w:sz="6" w:space="0" w:color="auto"/>
+              <w:right w:val="single" w:sz="6" w:space="0" w:color="auto"/>
+            </w:tcBorders>
             <w:vAlign w:val="center"/>
           </w:tcPr>
           <w:p>
@@ -97,6 +121,12 @@
           <w:tcPr>
             <w:tcW w:w="6817" w:type="dxa"/>
             <w:gridSpan w:val="3"/>
+            <w:tcBorders>
+              <w:top w:val="single" w:sz="6" w:space="0" w:color="auto"/>
+              <w:left w:val="single" w:sz="6" w:space="0" w:color="auto"/>
+              <w:bottom w:val="single" w:sz="6" w:space="0" w:color="auto"/>
+              <w:right w:val="single" w:sz="6" w:space="0" w:color="auto"/>
+            </w:tcBorders>
             <w:vAlign w:val="center"/>
           </w:tcPr>
           <w:p>
@@ -120,6 +150,12 @@
         <w:tc>
           <w:tcPr>
             <w:tcW w:w="2406" w:type="dxa"/>
+            <w:tcBorders>
+              <w:top w:val="single" w:sz="6" w:space="0" w:color="auto"/>
+              <w:left w:val="single" w:sz="6" w:space="0" w:color="auto"/>
+              <w:bottom w:val="single" w:sz="6" w:space="0" w:color="auto"/>
+              <w:right w:val="single" w:sz="6" w:space="0" w:color="auto"/>
+            </w:tcBorders>
             <w:vAlign w:val="center"/>
           </w:tcPr>
           <w:p>
@@ -135,6 +171,12 @@
         <w:tc>
           <w:tcPr>
             <w:tcW w:w="1002" w:type="dxa"/>
+            <w:tcBorders>
+              <w:top w:val="single" w:sz="6" w:space="0" w:color="auto"/>
+              <w:left w:val="single" w:sz="6" w:space="0" w:color="auto"/>
+              <w:bottom w:val="single" w:sz="6" w:space="0" w:color="auto"/>
+              <w:right w:val="single" w:sz="6" w:space="0" w:color="auto"/>
+            </w:tcBorders>
             <w:vAlign w:val="center"/>
           </w:tcPr>
           <w:p>
@@ -150,6 +192,9 @@
         <w:tc>
           <w:tcPr>
             <w:tcW w:w="1001" w:type="dxa"/>
+            <w:tcBorders>
+              <w:left w:val="single" w:sz="6" w:space="0" w:color="auto"/>
+            </w:tcBorders>
             <w:vAlign w:val="center"/>
           </w:tcPr>
           <w:p>
@@ -171,6 +216,12 @@
         <w:tc>
           <w:tcPr>
             <w:tcW w:w="802" w:type="dxa"/>
+            <w:tcBorders>
+              <w:top w:val="single" w:sz="6" w:space="0" w:color="auto"/>
+              <w:left w:val="single" w:sz="6" w:space="0" w:color="auto"/>
+              <w:bottom w:val="single" w:sz="6" w:space="0" w:color="auto"/>
+              <w:right w:val="single" w:sz="6" w:space="0" w:color="auto"/>
+            </w:tcBorders>
             <w:vAlign w:val="center"/>
           </w:tcPr>
           <w:p>
@@ -186,6 +237,12 @@
         <w:tc>
           <w:tcPr>
             <w:tcW w:w="802" w:type="dxa"/>
+            <w:tcBorders>
+              <w:top w:val="single" w:sz="6" w:space="0" w:color="auto"/>
+              <w:left w:val="single" w:sz="6" w:space="0" w:color="auto"/>
+              <w:bottom w:val="single" w:sz="6" w:space="0" w:color="auto"/>
+              <w:right w:val="single" w:sz="6" w:space="0" w:color="auto"/>
+            </w:tcBorders>
             <w:vAlign w:val="center"/>
           </w:tcPr>
           <w:p>
@@ -201,6 +258,12 @@
         <w:tc>
           <w:tcPr>
             <w:tcW w:w="2005" w:type="dxa"/>
+            <w:tcBorders>
+              <w:top w:val="single" w:sz="6" w:space="0" w:color="auto"/>
+              <w:left w:val="single" w:sz="6" w:space="0" w:color="auto"/>
+              <w:bottom w:val="single" w:sz="6" w:space="0" w:color="auto"/>
+              <w:right w:val="single" w:sz="6" w:space="0" w:color="auto"/>
+            </w:tcBorders>
             <w:vAlign w:val="center"/>
           </w:tcPr>
           <w:p>
@@ -217,6 +280,12 @@
           <w:tcPr>
             <w:tcW w:w="10426" w:type="dxa"/>
             <w:gridSpan w:val="5"/>
+            <w:tcBorders>
+              <w:top w:val="single" w:sz="6" w:space="0" w:color="auto"/>
+              <w:left w:val="single" w:sz="6" w:space="0" w:color="auto"/>
+              <w:bottom w:val="single" w:sz="6" w:space="0" w:color="auto"/>
+              <w:right w:val="single" w:sz="6" w:space="0" w:color="auto"/>
+            </w:tcBorders>
             <w:vAlign w:val="center"/>
           </w:tcPr>
           <w:p>
@@ -259,6 +328,12 @@
         <w:tc>
           <w:tcPr>
             <w:tcW w:w="1002" w:type="dxa"/>
+            <w:tcBorders>
+              <w:top w:val="single" w:sz="6" w:space="0" w:color="auto"/>
+              <w:left w:val="single" w:sz="6" w:space="0" w:color="auto"/>
+              <w:bottom w:val="single" w:sz="6" w:space="0" w:color="auto"/>
+              <w:right w:val="single" w:sz="6" w:space="0" w:color="auto"/>
+            </w:tcBorders>
             <w:vAlign w:val="center"/>
           </w:tcPr>
           <w:p>
@@ -274,6 +349,9 @@
         <w:tc>
           <w:tcPr>
             <w:tcW w:w="1001" w:type="dxa"/>
+            <w:tcBorders>
+              <w:left w:val="single" w:sz="6" w:space="0" w:color="auto"/>
+            </w:tcBorders>
             <w:vAlign w:val="center"/>
           </w:tcPr>
           <w:p>
@@ -295,6 +373,9 @@
         <w:tc>
           <w:tcPr>
             <w:tcW w:w="802" w:type="dxa"/>
+            <w:tcBorders>
+              <w:top w:val="single" w:sz="6" w:space="0" w:color="auto"/>
+            </w:tcBorders>
             <w:vAlign w:val="center"/>
           </w:tcPr>
           <w:p>
@@ -310,6 +391,9 @@
         <w:tc>
           <w:tcPr>
             <w:tcW w:w="802" w:type="dxa"/>
+            <w:tcBorders>
+              <w:top w:val="single" w:sz="6" w:space="0" w:color="auto"/>
+            </w:tcBorders>
             <w:vAlign w:val="center"/>
           </w:tcPr>
           <w:p>
@@ -325,6 +409,9 @@
         <w:tc>
           <w:tcPr>
             <w:tcW w:w="2005" w:type="dxa"/>
+            <w:tcBorders>
+              <w:top w:val="single" w:sz="6" w:space="0" w:color="auto"/>
+            </w:tcBorders>
             <w:vAlign w:val="center"/>
           </w:tcPr>
           <w:p>
@@ -340,6 +427,9 @@
         <w:tc>
           <w:tcPr>
             <w:tcW w:w="1203" w:type="dxa"/>
+            <w:tcBorders>
+              <w:top w:val="single" w:sz="6" w:space="0" w:color="auto"/>
+            </w:tcBorders>
             <w:vAlign w:val="center"/>
           </w:tcPr>
           <w:p>
@@ -355,6 +445,9 @@
         <w:tc>
           <w:tcPr>
             <w:tcW w:w="2005" w:type="dxa"/>
+            <w:tcBorders>
+              <w:top w:val="single" w:sz="6" w:space="0" w:color="auto"/>
+            </w:tcBorders>
             <w:vAlign w:val="center"/>
           </w:tcPr>
           <w:p>
@@ -370,6 +463,9 @@
         <w:tc>
           <w:tcPr>
             <w:tcW w:w="2005" w:type="dxa"/>
+            <w:tcBorders>
+              <w:top w:val="single" w:sz="6" w:space="0" w:color="auto"/>
+            </w:tcBorders>
             <w:vAlign w:val="center"/>
           </w:tcPr>
           <w:p>
@@ -385,6 +481,9 @@
         <w:tc>
           <w:tcPr>
             <w:tcW w:w="2807" w:type="dxa"/>
+            <w:tcBorders>
+              <w:top w:val="single" w:sz="6" w:space="0" w:color="auto"/>
+            </w:tcBorders>
             <w:vAlign w:val="center"/>
           </w:tcPr>
           <w:p>
@@ -400,6 +499,9 @@
         <w:tc>
           <w:tcPr>
             <w:tcW w:w="2406" w:type="dxa"/>
+            <w:tcBorders>
+              <w:top w:val="single" w:sz="6" w:space="0" w:color="auto"/>
+            </w:tcBorders>
             <w:vAlign w:val="center"/>
           </w:tcPr>
           <w:p>
@@ -415,6 +517,9 @@
         <w:tc>
           <w:tcPr>
             <w:tcW w:w="1002" w:type="dxa"/>
+            <w:tcBorders>
+              <w:top w:val="single" w:sz="6" w:space="0" w:color="auto"/>
+            </w:tcBorders>
             <w:vAlign w:val="center"/>
           </w:tcPr>
           <w:p>
@@ -451,6 +556,9 @@
         <w:tc>
           <w:tcPr>
             <w:tcW w:w="802" w:type="dxa"/>
+            <w:tcBorders>
+              <w:bottom w:val="single" w:sz="6" w:space="0" w:color="auto"/>
+            </w:tcBorders>
             <w:vAlign w:val="center"/>
           </w:tcPr>
           <w:p>
@@ -467,6 +575,9 @@
           <w:tcPr>
             <w:tcW w:w="4010" w:type="dxa"/>
             <w:gridSpan w:val="3"/>
+            <w:tcBorders>
+              <w:bottom w:val="single" w:sz="6" w:space="0" w:color="auto"/>
+            </w:tcBorders>
             <w:vAlign w:val="center"/>
           </w:tcPr>
           <w:p>
@@ -494,6 +605,9 @@
           <w:tcPr>
             <w:tcW w:w="10225" w:type="dxa"/>
             <w:gridSpan w:val="5"/>
+            <w:tcBorders>
+              <w:bottom w:val="single" w:sz="6" w:space="0" w:color="auto"/>
+            </w:tcBorders>
             <w:vAlign w:val="center"/>
           </w:tcPr>
           <w:p>
@@ -531,6 +645,9 @@
         <w:tc>
           <w:tcPr>
             <w:tcW w:w="1001" w:type="dxa"/>
+            <w:tcBorders>
+              <w:bottom w:val="single" w:sz="6" w:space="0" w:color="auto"/>
+            </w:tcBorders>
             <w:vAlign w:val="center"/>
           </w:tcPr>
           <w:p>
@@ -552,6 +669,12 @@
         <w:tc>
           <w:tcPr>
             <w:tcW w:w="802" w:type="dxa"/>
+            <w:tcBorders>
+              <w:top w:val="single" w:sz="6" w:space="0" w:color="auto"/>
+              <w:left w:val="single" w:sz="6" w:space="0" w:color="auto"/>
+              <w:bottom w:val="single" w:sz="6" w:space="0" w:color="auto"/>
+              <w:right w:val="single" w:sz="6" w:space="0" w:color="auto"/>
+            </w:tcBorders>
             <w:vAlign w:val="center"/>
           </w:tcPr>
           <w:p>
@@ -568,6 +691,12 @@
           <w:tcPr>
             <w:tcW w:w="4010" w:type="dxa"/>
             <w:gridSpan w:val="3"/>
+            <w:tcBorders>
+              <w:top w:val="single" w:sz="6" w:space="0" w:color="auto"/>
+              <w:left w:val="single" w:sz="6" w:space="0" w:color="auto"/>
+              <w:bottom w:val="single" w:sz="6" w:space="0" w:color="auto"/>
+              <w:right w:val="single" w:sz="6" w:space="0" w:color="auto"/>
+            </w:tcBorders>
             <w:vAlign w:val="center"/>
           </w:tcPr>
           <w:p>
@@ -594,6 +723,12 @@
         <w:tc>
           <w:tcPr>
             <w:tcW w:w="2005" w:type="dxa"/>
+            <w:tcBorders>
+              <w:top w:val="single" w:sz="6" w:space="0" w:color="auto"/>
+              <w:left w:val="single" w:sz="6" w:space="0" w:color="auto"/>
+              <w:bottom w:val="single" w:sz="6" w:space="0" w:color="auto"/>
+              <w:right w:val="single" w:sz="6" w:space="0" w:color="auto"/>
+            </w:tcBorders>
             <w:vAlign w:val="center"/>
           </w:tcPr>
           <w:p>
@@ -616,7 +751,7 @@
                 <w:sz w:val="20"/>
                 <w:szCs w:val="20"/>
               </w:rPr>
-              <w:t>registrationTimeFrom</w:t>
+              <w:t>debtorMeetingRegistrationTimeFrom</w:t>
             </w:r>
             <w:proofErr w:type="spellEnd"/>
             <w:r>
@@ -631,6 +766,12 @@
         <w:tc>
           <w:tcPr>
             <w:tcW w:w="2005" w:type="dxa"/>
+            <w:tcBorders>
+              <w:top w:val="single" w:sz="6" w:space="0" w:color="auto"/>
+              <w:left w:val="single" w:sz="6" w:space="0" w:color="auto"/>
+              <w:bottom w:val="single" w:sz="6" w:space="0" w:color="auto"/>
+              <w:right w:val="single" w:sz="6" w:space="0" w:color="auto"/>
+            </w:tcBorders>
             <w:vAlign w:val="center"/>
           </w:tcPr>
           <w:p>
@@ -647,6 +788,12 @@
           <w:tcPr>
             <w:tcW w:w="7216" w:type="dxa"/>
             <w:gridSpan w:val="4"/>
+            <w:tcBorders>
+              <w:top w:val="single" w:sz="6" w:space="0" w:color="auto"/>
+              <w:left w:val="single" w:sz="6" w:space="0" w:color="auto"/>
+              <w:bottom w:val="single" w:sz="6" w:space="0" w:color="auto"/>
+              <w:right w:val="single" w:sz="6" w:space="0" w:color="auto"/>
+            </w:tcBorders>
             <w:vAlign w:val="center"/>
           </w:tcPr>
           <w:p>
@@ -669,7 +816,7 @@
                 <w:sz w:val="20"/>
                 <w:szCs w:val="20"/>
               </w:rPr>
-              <w:t>registrationTimeTo</w:t>
+              <w:t>debtorMeetingRegistrationTimeTo</w:t>
             </w:r>
             <w:proofErr w:type="spellEnd"/>
             <w:r>
@@ -690,6 +837,12 @@
         <w:tc>
           <w:tcPr>
             <w:tcW w:w="802" w:type="dxa"/>
+            <w:tcBorders>
+              <w:top w:val="single" w:sz="6" w:space="0" w:color="auto"/>
+              <w:left w:val="single" w:sz="6" w:space="0" w:color="auto"/>
+              <w:bottom w:val="single" w:sz="6" w:space="0" w:color="auto"/>
+              <w:right w:val="single" w:sz="6" w:space="0" w:color="auto"/>
+            </w:tcBorders>
             <w:vAlign w:val="center"/>
           </w:tcPr>
           <w:p>
@@ -705,6 +858,12 @@
         <w:tc>
           <w:tcPr>
             <w:tcW w:w="802" w:type="dxa"/>
+            <w:tcBorders>
+              <w:top w:val="single" w:sz="6" w:space="0" w:color="auto"/>
+              <w:left w:val="single" w:sz="6" w:space="0" w:color="auto"/>
+              <w:bottom w:val="single" w:sz="6" w:space="0" w:color="auto"/>
+              <w:right w:val="single" w:sz="6" w:space="0" w:color="auto"/>
+            </w:tcBorders>
             <w:vAlign w:val="center"/>
           </w:tcPr>
           <w:p>
@@ -720,6 +879,12 @@
         <w:tc>
           <w:tcPr>
             <w:tcW w:w="2005" w:type="dxa"/>
+            <w:tcBorders>
+              <w:top w:val="single" w:sz="6" w:space="0" w:color="auto"/>
+              <w:left w:val="single" w:sz="6" w:space="0" w:color="auto"/>
+              <w:bottom w:val="single" w:sz="6" w:space="0" w:color="auto"/>
+              <w:right w:val="single" w:sz="6" w:space="0" w:color="auto"/>
+            </w:tcBorders>
             <w:vAlign w:val="center"/>
           </w:tcPr>
           <w:p>
@@ -735,6 +900,12 @@
         <w:tc>
           <w:tcPr>
             <w:tcW w:w="1203" w:type="dxa"/>
+            <w:tcBorders>
+              <w:top w:val="single" w:sz="6" w:space="0" w:color="auto"/>
+              <w:left w:val="single" w:sz="6" w:space="0" w:color="auto"/>
+              <w:bottom w:val="single" w:sz="6" w:space="0" w:color="auto"/>
+              <w:right w:val="single" w:sz="6" w:space="0" w:color="auto"/>
+            </w:tcBorders>
             <w:vAlign w:val="center"/>
           </w:tcPr>
           <w:p>
@@ -750,6 +921,12 @@
         <w:tc>
           <w:tcPr>
             <w:tcW w:w="2005" w:type="dxa"/>
+            <w:tcBorders>
+              <w:top w:val="single" w:sz="6" w:space="0" w:color="auto"/>
+              <w:left w:val="single" w:sz="6" w:space="0" w:color="auto"/>
+              <w:bottom w:val="single" w:sz="6" w:space="0" w:color="auto"/>
+              <w:right w:val="single" w:sz="6" w:space="0" w:color="auto"/>
+            </w:tcBorders>
             <w:vAlign w:val="center"/>
           </w:tcPr>
           <w:p>
@@ -765,6 +942,12 @@
         <w:tc>
           <w:tcPr>
             <w:tcW w:w="2005" w:type="dxa"/>
+            <w:tcBorders>
+              <w:top w:val="single" w:sz="6" w:space="0" w:color="auto"/>
+              <w:left w:val="single" w:sz="6" w:space="0" w:color="auto"/>
+              <w:bottom w:val="single" w:sz="6" w:space="0" w:color="auto"/>
+              <w:right w:val="single" w:sz="6" w:space="0" w:color="auto"/>
+            </w:tcBorders>
             <w:vAlign w:val="center"/>
           </w:tcPr>
           <w:p>
@@ -780,6 +963,12 @@
         <w:tc>
           <w:tcPr>
             <w:tcW w:w="2807" w:type="dxa"/>
+            <w:tcBorders>
+              <w:top w:val="single" w:sz="6" w:space="0" w:color="auto"/>
+              <w:left w:val="single" w:sz="6" w:space="0" w:color="auto"/>
+              <w:bottom w:val="single" w:sz="6" w:space="0" w:color="auto"/>
+              <w:right w:val="single" w:sz="6" w:space="0" w:color="auto"/>
+            </w:tcBorders>
             <w:vAlign w:val="center"/>
           </w:tcPr>
           <w:p>
@@ -795,6 +984,12 @@
         <w:tc>
           <w:tcPr>
             <w:tcW w:w="2406" w:type="dxa"/>
+            <w:tcBorders>
+              <w:top w:val="single" w:sz="6" w:space="0" w:color="auto"/>
+              <w:left w:val="single" w:sz="6" w:space="0" w:color="auto"/>
+              <w:bottom w:val="single" w:sz="6" w:space="0" w:color="auto"/>
+              <w:right w:val="single" w:sz="6" w:space="0" w:color="auto"/>
+            </w:tcBorders>
             <w:vAlign w:val="center"/>
           </w:tcPr>
           <w:p>
@@ -810,6 +1005,12 @@
         <w:tc>
           <w:tcPr>
             <w:tcW w:w="1002" w:type="dxa"/>
+            <w:tcBorders>
+              <w:top w:val="single" w:sz="6" w:space="0" w:color="auto"/>
+              <w:left w:val="single" w:sz="6" w:space="0" w:color="auto"/>
+              <w:bottom w:val="single" w:sz="6" w:space="0" w:color="auto"/>
+              <w:right w:val="single" w:sz="6" w:space="0" w:color="auto"/>
+            </w:tcBorders>
             <w:vAlign w:val="center"/>
           </w:tcPr>
           <w:p>
@@ -825,6 +1026,12 @@
         <w:tc>
           <w:tcPr>
             <w:tcW w:w="1001" w:type="dxa"/>
+            <w:tcBorders>
+              <w:top w:val="single" w:sz="6" w:space="0" w:color="auto"/>
+              <w:left w:val="single" w:sz="6" w:space="0" w:color="auto"/>
+              <w:bottom w:val="single" w:sz="6" w:space="0" w:color="auto"/>
+              <w:right w:val="single" w:sz="6" w:space="0" w:color="auto"/>
+            </w:tcBorders>
             <w:vAlign w:val="center"/>
           </w:tcPr>
           <w:p>
@@ -846,6 +1053,12 @@
         <w:tc>
           <w:tcPr>
             <w:tcW w:w="802" w:type="dxa"/>
+            <w:tcBorders>
+              <w:top w:val="single" w:sz="6" w:space="0" w:color="auto"/>
+              <w:left w:val="single" w:sz="6" w:space="0" w:color="auto"/>
+              <w:bottom w:val="single" w:sz="6" w:space="0" w:color="auto"/>
+              <w:right w:val="single" w:sz="6" w:space="0" w:color="auto"/>
+            </w:tcBorders>
             <w:vAlign w:val="center"/>
           </w:tcPr>
           <w:p>
@@ -872,6 +1085,12 @@
         <w:tc>
           <w:tcPr>
             <w:tcW w:w="802" w:type="dxa"/>
+            <w:tcBorders>
+              <w:top w:val="single" w:sz="6" w:space="0" w:color="auto"/>
+              <w:left w:val="single" w:sz="6" w:space="0" w:color="auto"/>
+              <w:bottom w:val="single" w:sz="6" w:space="0" w:color="auto"/>
+              <w:right w:val="single" w:sz="6" w:space="0" w:color="auto"/>
+            </w:tcBorders>
             <w:vAlign w:val="center"/>
           </w:tcPr>
           <w:p>
@@ -898,6 +1117,12 @@
         <w:tc>
           <w:tcPr>
             <w:tcW w:w="2005" w:type="dxa"/>
+            <w:tcBorders>
+              <w:top w:val="single" w:sz="6" w:space="0" w:color="auto"/>
+              <w:left w:val="single" w:sz="6" w:space="0" w:color="auto"/>
+              <w:bottom w:val="single" w:sz="6" w:space="0" w:color="auto"/>
+              <w:right w:val="single" w:sz="6" w:space="0" w:color="auto"/>
+            </w:tcBorders>
             <w:vAlign w:val="center"/>
           </w:tcPr>
           <w:p>
@@ -924,6 +1149,12 @@
         <w:tc>
           <w:tcPr>
             <w:tcW w:w="1203" w:type="dxa"/>
+            <w:tcBorders>
+              <w:top w:val="single" w:sz="6" w:space="0" w:color="auto"/>
+              <w:left w:val="single" w:sz="6" w:space="0" w:color="auto"/>
+              <w:bottom w:val="single" w:sz="6" w:space="0" w:color="auto"/>
+              <w:right w:val="single" w:sz="6" w:space="0" w:color="auto"/>
+            </w:tcBorders>
             <w:vAlign w:val="center"/>
           </w:tcPr>
           <w:p>
@@ -950,6 +1181,12 @@
         <w:tc>
           <w:tcPr>
             <w:tcW w:w="2005" w:type="dxa"/>
+            <w:tcBorders>
+              <w:top w:val="single" w:sz="6" w:space="0" w:color="auto"/>
+              <w:left w:val="single" w:sz="6" w:space="0" w:color="auto"/>
+              <w:bottom w:val="single" w:sz="6" w:space="0" w:color="auto"/>
+              <w:right w:val="single" w:sz="6" w:space="0" w:color="auto"/>
+            </w:tcBorders>
             <w:vAlign w:val="center"/>
           </w:tcPr>
           <w:p>
@@ -976,6 +1213,12 @@
         <w:tc>
           <w:tcPr>
             <w:tcW w:w="2005" w:type="dxa"/>
+            <w:tcBorders>
+              <w:top w:val="single" w:sz="6" w:space="0" w:color="auto"/>
+              <w:left w:val="single" w:sz="6" w:space="0" w:color="auto"/>
+              <w:bottom w:val="single" w:sz="6" w:space="0" w:color="auto"/>
+              <w:right w:val="single" w:sz="6" w:space="0" w:color="auto"/>
+            </w:tcBorders>
             <w:vAlign w:val="center"/>
           </w:tcPr>
           <w:p>
@@ -1002,6 +1245,12 @@
         <w:tc>
           <w:tcPr>
             <w:tcW w:w="2807" w:type="dxa"/>
+            <w:tcBorders>
+              <w:top w:val="single" w:sz="6" w:space="0" w:color="auto"/>
+              <w:left w:val="single" w:sz="6" w:space="0" w:color="auto"/>
+              <w:bottom w:val="single" w:sz="6" w:space="0" w:color="auto"/>
+              <w:right w:val="single" w:sz="6" w:space="0" w:color="auto"/>
+            </w:tcBorders>
             <w:vAlign w:val="center"/>
           </w:tcPr>
           <w:p>
@@ -1028,6 +1277,12 @@
         <w:tc>
           <w:tcPr>
             <w:tcW w:w="2406" w:type="dxa"/>
+            <w:tcBorders>
+              <w:top w:val="single" w:sz="6" w:space="0" w:color="auto"/>
+              <w:left w:val="single" w:sz="6" w:space="0" w:color="auto"/>
+              <w:bottom w:val="single" w:sz="6" w:space="0" w:color="auto"/>
+              <w:right w:val="single" w:sz="6" w:space="0" w:color="auto"/>
+            </w:tcBorders>
             <w:vAlign w:val="center"/>
           </w:tcPr>
           <w:p>
@@ -1054,6 +1309,12 @@
         <w:tc>
           <w:tcPr>
             <w:tcW w:w="1002" w:type="dxa"/>
+            <w:tcBorders>
+              <w:top w:val="single" w:sz="6" w:space="0" w:color="auto"/>
+              <w:left w:val="single" w:sz="6" w:space="0" w:color="auto"/>
+              <w:bottom w:val="single" w:sz="6" w:space="0" w:color="auto"/>
+              <w:right w:val="single" w:sz="6" w:space="0" w:color="auto"/>
+            </w:tcBorders>
             <w:vAlign w:val="center"/>
           </w:tcPr>
           <w:p>
@@ -1080,6 +1341,12 @@
         <w:tc>
           <w:tcPr>
             <w:tcW w:w="1001" w:type="dxa"/>
+            <w:tcBorders>
+              <w:top w:val="single" w:sz="6" w:space="0" w:color="auto"/>
+              <w:left w:val="single" w:sz="6" w:space="0" w:color="auto"/>
+              <w:bottom w:val="single" w:sz="6" w:space="0" w:color="auto"/>
+              <w:right w:val="single" w:sz="6" w:space="0" w:color="auto"/>
+            </w:tcBorders>
             <w:vAlign w:val="center"/>
           </w:tcPr>
           <w:p>
@@ -1113,7 +1380,10 @@
           <w:tcPr>
             <w:tcW w:w="802" w:type="dxa"/>
             <w:tcBorders>
-              <w:bottom w:val="single" w:sz="8" w:space="0" w:color="auto"/>
+              <w:top w:val="single" w:sz="6" w:space="0" w:color="auto"/>
+              <w:left w:val="single" w:sz="6" w:space="0" w:color="auto"/>
+              <w:bottom w:val="single" w:sz="6" w:space="0" w:color="auto"/>
+              <w:right w:val="single" w:sz="6" w:space="0" w:color="auto"/>
             </w:tcBorders>
           </w:tcPr>
           <w:p>
@@ -1138,7 +1408,10 @@
           <w:tcPr>
             <w:tcW w:w="802" w:type="dxa"/>
             <w:tcBorders>
-              <w:bottom w:val="single" w:sz="8" w:space="0" w:color="auto"/>
+              <w:top w:val="single" w:sz="6" w:space="0" w:color="auto"/>
+              <w:left w:val="single" w:sz="6" w:space="0" w:color="auto"/>
+              <w:bottom w:val="single" w:sz="6" w:space="0" w:color="auto"/>
+              <w:right w:val="single" w:sz="6" w:space="0" w:color="auto"/>
             </w:tcBorders>
           </w:tcPr>
           <w:p>
@@ -1163,7 +1436,10 @@
           <w:tcPr>
             <w:tcW w:w="2005" w:type="dxa"/>
             <w:tcBorders>
-              <w:bottom w:val="single" w:sz="8" w:space="0" w:color="auto"/>
+              <w:top w:val="single" w:sz="6" w:space="0" w:color="auto"/>
+              <w:left w:val="single" w:sz="6" w:space="0" w:color="auto"/>
+              <w:bottom w:val="single" w:sz="6" w:space="0" w:color="auto"/>
+              <w:right w:val="single" w:sz="6" w:space="0" w:color="auto"/>
             </w:tcBorders>
           </w:tcPr>
           <w:p>
@@ -1188,7 +1464,10 @@
           <w:tcPr>
             <w:tcW w:w="1203" w:type="dxa"/>
             <w:tcBorders>
-              <w:bottom w:val="single" w:sz="8" w:space="0" w:color="auto"/>
+              <w:top w:val="single" w:sz="6" w:space="0" w:color="auto"/>
+              <w:left w:val="single" w:sz="6" w:space="0" w:color="auto"/>
+              <w:bottom w:val="single" w:sz="6" w:space="0" w:color="auto"/>
+              <w:right w:val="single" w:sz="6" w:space="0" w:color="auto"/>
             </w:tcBorders>
           </w:tcPr>
           <w:p>
@@ -1213,7 +1492,10 @@
           <w:tcPr>
             <w:tcW w:w="2005" w:type="dxa"/>
             <w:tcBorders>
-              <w:bottom w:val="single" w:sz="8" w:space="0" w:color="auto"/>
+              <w:top w:val="single" w:sz="6" w:space="0" w:color="auto"/>
+              <w:left w:val="single" w:sz="6" w:space="0" w:color="auto"/>
+              <w:bottom w:val="single" w:sz="6" w:space="0" w:color="auto"/>
+              <w:right w:val="single" w:sz="6" w:space="0" w:color="auto"/>
             </w:tcBorders>
           </w:tcPr>
           <w:p>
@@ -1238,7 +1520,10 @@
           <w:tcPr>
             <w:tcW w:w="2005" w:type="dxa"/>
             <w:tcBorders>
-              <w:bottom w:val="single" w:sz="8" w:space="0" w:color="auto"/>
+              <w:top w:val="single" w:sz="6" w:space="0" w:color="auto"/>
+              <w:left w:val="single" w:sz="6" w:space="0" w:color="auto"/>
+              <w:bottom w:val="single" w:sz="6" w:space="0" w:color="auto"/>
+              <w:right w:val="single" w:sz="6" w:space="0" w:color="auto"/>
             </w:tcBorders>
           </w:tcPr>
           <w:p>
@@ -1263,7 +1548,10 @@
           <w:tcPr>
             <w:tcW w:w="2807" w:type="dxa"/>
             <w:tcBorders>
-              <w:bottom w:val="single" w:sz="8" w:space="0" w:color="auto"/>
+              <w:top w:val="single" w:sz="6" w:space="0" w:color="auto"/>
+              <w:left w:val="single" w:sz="6" w:space="0" w:color="auto"/>
+              <w:bottom w:val="single" w:sz="6" w:space="0" w:color="auto"/>
+              <w:right w:val="single" w:sz="6" w:space="0" w:color="auto"/>
             </w:tcBorders>
           </w:tcPr>
           <w:p>
@@ -1288,7 +1576,10 @@
           <w:tcPr>
             <w:tcW w:w="2406" w:type="dxa"/>
             <w:tcBorders>
-              <w:bottom w:val="single" w:sz="8" w:space="0" w:color="auto"/>
+              <w:top w:val="single" w:sz="6" w:space="0" w:color="auto"/>
+              <w:left w:val="single" w:sz="6" w:space="0" w:color="auto"/>
+              <w:bottom w:val="single" w:sz="6" w:space="0" w:color="auto"/>
+              <w:right w:val="single" w:sz="6" w:space="0" w:color="auto"/>
             </w:tcBorders>
           </w:tcPr>
           <w:p>
@@ -1313,7 +1604,10 @@
           <w:tcPr>
             <w:tcW w:w="1002" w:type="dxa"/>
             <w:tcBorders>
-              <w:bottom w:val="single" w:sz="8" w:space="0" w:color="auto"/>
+              <w:top w:val="single" w:sz="6" w:space="0" w:color="auto"/>
+              <w:left w:val="single" w:sz="6" w:space="0" w:color="auto"/>
+              <w:bottom w:val="single" w:sz="6" w:space="0" w:color="auto"/>
+              <w:right w:val="single" w:sz="6" w:space="0" w:color="auto"/>
             </w:tcBorders>
           </w:tcPr>
           <w:p>
@@ -1338,7 +1632,10 @@
           <w:tcPr>
             <w:tcW w:w="1001" w:type="dxa"/>
             <w:tcBorders>
-              <w:bottom w:val="single" w:sz="8" w:space="0" w:color="auto"/>
+              <w:top w:val="single" w:sz="6" w:space="0" w:color="auto"/>
+              <w:left w:val="single" w:sz="6" w:space="0" w:color="auto"/>
+              <w:bottom w:val="single" w:sz="6" w:space="0" w:color="auto"/>
+              <w:right w:val="single" w:sz="6" w:space="0" w:color="auto"/>
             </w:tcBorders>
           </w:tcPr>
           <w:p>
@@ -1367,6 +1664,12 @@
         <w:tc>
           <w:tcPr>
             <w:tcW w:w="802" w:type="dxa"/>
+            <w:tcBorders>
+              <w:top w:val="single" w:sz="6" w:space="0" w:color="auto"/>
+              <w:left w:val="single" w:sz="6" w:space="0" w:color="auto"/>
+              <w:bottom w:val="single" w:sz="6" w:space="0" w:color="auto"/>
+              <w:right w:val="single" w:sz="6" w:space="0" w:color="auto"/>
+            </w:tcBorders>
             <w:vAlign w:val="center"/>
           </w:tcPr>
           <w:p>
@@ -1389,6 +1692,12 @@
         <w:tc>
           <w:tcPr>
             <w:tcW w:w="802" w:type="dxa"/>
+            <w:tcBorders>
+              <w:top w:val="single" w:sz="6" w:space="0" w:color="auto"/>
+              <w:left w:val="single" w:sz="6" w:space="0" w:color="auto"/>
+              <w:bottom w:val="single" w:sz="6" w:space="0" w:color="auto"/>
+              <w:right w:val="single" w:sz="6" w:space="0" w:color="auto"/>
+            </w:tcBorders>
             <w:vAlign w:val="center"/>
           </w:tcPr>
           <w:p>
@@ -1403,6 +1712,12 @@
         <w:tc>
           <w:tcPr>
             <w:tcW w:w="2005" w:type="dxa"/>
+            <w:tcBorders>
+              <w:top w:val="single" w:sz="6" w:space="0" w:color="auto"/>
+              <w:left w:val="single" w:sz="6" w:space="0" w:color="auto"/>
+              <w:bottom w:val="single" w:sz="6" w:space="0" w:color="auto"/>
+              <w:right w:val="single" w:sz="6" w:space="0" w:color="auto"/>
+            </w:tcBorders>
             <w:vAlign w:val="center"/>
           </w:tcPr>
           <w:p>
@@ -1425,6 +1740,12 @@
         <w:tc>
           <w:tcPr>
             <w:tcW w:w="1203" w:type="dxa"/>
+            <w:tcBorders>
+              <w:top w:val="single" w:sz="6" w:space="0" w:color="auto"/>
+              <w:left w:val="single" w:sz="6" w:space="0" w:color="auto"/>
+              <w:bottom w:val="single" w:sz="6" w:space="0" w:color="auto"/>
+              <w:right w:val="single" w:sz="6" w:space="0" w:color="auto"/>
+            </w:tcBorders>
             <w:vAlign w:val="center"/>
           </w:tcPr>
           <w:p>
@@ -1447,6 +1768,12 @@
         <w:tc>
           <w:tcPr>
             <w:tcW w:w="2005" w:type="dxa"/>
+            <w:tcBorders>
+              <w:top w:val="single" w:sz="6" w:space="0" w:color="auto"/>
+              <w:left w:val="single" w:sz="6" w:space="0" w:color="auto"/>
+              <w:bottom w:val="single" w:sz="6" w:space="0" w:color="auto"/>
+              <w:right w:val="single" w:sz="6" w:space="0" w:color="auto"/>
+            </w:tcBorders>
             <w:vAlign w:val="center"/>
           </w:tcPr>
           <w:p>
@@ -1469,6 +1796,12 @@
         <w:tc>
           <w:tcPr>
             <w:tcW w:w="2005" w:type="dxa"/>
+            <w:tcBorders>
+              <w:top w:val="single" w:sz="6" w:space="0" w:color="auto"/>
+              <w:left w:val="single" w:sz="6" w:space="0" w:color="auto"/>
+              <w:bottom w:val="single" w:sz="6" w:space="0" w:color="auto"/>
+              <w:right w:val="single" w:sz="6" w:space="0" w:color="auto"/>
+            </w:tcBorders>
             <w:vAlign w:val="center"/>
           </w:tcPr>
           <w:p>
@@ -1483,6 +1816,12 @@
         <w:tc>
           <w:tcPr>
             <w:tcW w:w="2807" w:type="dxa"/>
+            <w:tcBorders>
+              <w:top w:val="single" w:sz="6" w:space="0" w:color="auto"/>
+              <w:left w:val="single" w:sz="6" w:space="0" w:color="auto"/>
+              <w:bottom w:val="single" w:sz="6" w:space="0" w:color="auto"/>
+              <w:right w:val="single" w:sz="6" w:space="0" w:color="auto"/>
+            </w:tcBorders>
             <w:vAlign w:val="center"/>
           </w:tcPr>
           <w:p>
@@ -1529,6 +1868,12 @@
         <w:tc>
           <w:tcPr>
             <w:tcW w:w="2406" w:type="dxa"/>
+            <w:tcBorders>
+              <w:top w:val="single" w:sz="6" w:space="0" w:color="auto"/>
+              <w:left w:val="single" w:sz="6" w:space="0" w:color="auto"/>
+              <w:bottom w:val="single" w:sz="6" w:space="0" w:color="auto"/>
+              <w:right w:val="single" w:sz="6" w:space="0" w:color="auto"/>
+            </w:tcBorders>
             <w:vAlign w:val="center"/>
           </w:tcPr>
           <w:p>
@@ -1573,6 +1918,12 @@
         <w:tc>
           <w:tcPr>
             <w:tcW w:w="1002" w:type="dxa"/>
+            <w:tcBorders>
+              <w:top w:val="single" w:sz="6" w:space="0" w:color="auto"/>
+              <w:left w:val="single" w:sz="6" w:space="0" w:color="auto"/>
+              <w:bottom w:val="single" w:sz="6" w:space="0" w:color="auto"/>
+              <w:right w:val="single" w:sz="6" w:space="0" w:color="auto"/>
+            </w:tcBorders>
             <w:vAlign w:val="center"/>
           </w:tcPr>
           <w:p>
@@ -1587,6 +1938,12 @@
         <w:tc>
           <w:tcPr>
             <w:tcW w:w="1001" w:type="dxa"/>
+            <w:tcBorders>
+              <w:top w:val="single" w:sz="6" w:space="0" w:color="auto"/>
+              <w:left w:val="single" w:sz="6" w:space="0" w:color="auto"/>
+              <w:bottom w:val="single" w:sz="6" w:space="0" w:color="auto"/>
+              <w:right w:val="single" w:sz="6" w:space="0" w:color="auto"/>
+            </w:tcBorders>
             <w:vAlign w:val="center"/>
           </w:tcPr>
           <w:p>
@@ -1606,6 +1963,12 @@
         <w:tc>
           <w:tcPr>
             <w:tcW w:w="802" w:type="dxa"/>
+            <w:tcBorders>
+              <w:top w:val="single" w:sz="6" w:space="0" w:color="auto"/>
+              <w:left w:val="single" w:sz="6" w:space="0" w:color="auto"/>
+              <w:bottom w:val="single" w:sz="6" w:space="0" w:color="auto"/>
+              <w:right w:val="single" w:sz="6" w:space="0" w:color="auto"/>
+            </w:tcBorders>
             <w:vAlign w:val="center"/>
           </w:tcPr>
           <w:p>
@@ -1621,6 +1984,12 @@
         <w:tc>
           <w:tcPr>
             <w:tcW w:w="802" w:type="dxa"/>
+            <w:tcBorders>
+              <w:top w:val="single" w:sz="6" w:space="0" w:color="auto"/>
+              <w:left w:val="single" w:sz="6" w:space="0" w:color="auto"/>
+              <w:bottom w:val="single" w:sz="6" w:space="0" w:color="auto"/>
+              <w:right w:val="single" w:sz="6" w:space="0" w:color="auto"/>
+            </w:tcBorders>
             <w:vAlign w:val="center"/>
           </w:tcPr>
           <w:p>
@@ -1638,6 +2007,12 @@
         <w:tc>
           <w:tcPr>
             <w:tcW w:w="2005" w:type="dxa"/>
+            <w:tcBorders>
+              <w:top w:val="single" w:sz="6" w:space="0" w:color="auto"/>
+              <w:left w:val="single" w:sz="6" w:space="0" w:color="auto"/>
+              <w:bottom w:val="single" w:sz="6" w:space="0" w:color="auto"/>
+              <w:right w:val="single" w:sz="6" w:space="0" w:color="auto"/>
+            </w:tcBorders>
             <w:vAlign w:val="center"/>
           </w:tcPr>
           <w:p>
@@ -1664,6 +2039,12 @@
         <w:tc>
           <w:tcPr>
             <w:tcW w:w="1203" w:type="dxa"/>
+            <w:tcBorders>
+              <w:top w:val="single" w:sz="6" w:space="0" w:color="auto"/>
+              <w:left w:val="single" w:sz="6" w:space="0" w:color="auto"/>
+              <w:bottom w:val="single" w:sz="6" w:space="0" w:color="auto"/>
+              <w:right w:val="single" w:sz="6" w:space="0" w:color="auto"/>
+            </w:tcBorders>
             <w:vAlign w:val="center"/>
           </w:tcPr>
           <w:p>
@@ -1681,6 +2062,12 @@
         <w:tc>
           <w:tcPr>
             <w:tcW w:w="2005" w:type="dxa"/>
+            <w:tcBorders>
+              <w:top w:val="single" w:sz="6" w:space="0" w:color="auto"/>
+              <w:left w:val="single" w:sz="6" w:space="0" w:color="auto"/>
+              <w:bottom w:val="single" w:sz="6" w:space="0" w:color="auto"/>
+              <w:right w:val="single" w:sz="6" w:space="0" w:color="auto"/>
+            </w:tcBorders>
             <w:vAlign w:val="center"/>
           </w:tcPr>
           <w:p>
@@ -1698,6 +2085,12 @@
         <w:tc>
           <w:tcPr>
             <w:tcW w:w="2005" w:type="dxa"/>
+            <w:tcBorders>
+              <w:top w:val="single" w:sz="6" w:space="0" w:color="auto"/>
+              <w:left w:val="single" w:sz="6" w:space="0" w:color="auto"/>
+              <w:bottom w:val="single" w:sz="6" w:space="0" w:color="auto"/>
+              <w:right w:val="single" w:sz="6" w:space="0" w:color="auto"/>
+            </w:tcBorders>
             <w:vAlign w:val="center"/>
           </w:tcPr>
           <w:p>
@@ -1715,6 +2108,12 @@
         <w:tc>
           <w:tcPr>
             <w:tcW w:w="2807" w:type="dxa"/>
+            <w:tcBorders>
+              <w:top w:val="single" w:sz="6" w:space="0" w:color="auto"/>
+              <w:left w:val="single" w:sz="6" w:space="0" w:color="auto"/>
+              <w:bottom w:val="single" w:sz="6" w:space="0" w:color="auto"/>
+              <w:right w:val="single" w:sz="6" w:space="0" w:color="auto"/>
+            </w:tcBorders>
             <w:vAlign w:val="center"/>
           </w:tcPr>
           <w:p>
@@ -1761,6 +2160,12 @@
         <w:tc>
           <w:tcPr>
             <w:tcW w:w="2406" w:type="dxa"/>
+            <w:tcBorders>
+              <w:top w:val="single" w:sz="6" w:space="0" w:color="auto"/>
+              <w:left w:val="single" w:sz="6" w:space="0" w:color="auto"/>
+              <w:bottom w:val="single" w:sz="6" w:space="0" w:color="auto"/>
+              <w:right w:val="single" w:sz="6" w:space="0" w:color="auto"/>
+            </w:tcBorders>
             <w:vAlign w:val="center"/>
           </w:tcPr>
           <w:p>
@@ -1807,6 +2212,12 @@
         <w:tc>
           <w:tcPr>
             <w:tcW w:w="1002" w:type="dxa"/>
+            <w:tcBorders>
+              <w:top w:val="single" w:sz="6" w:space="0" w:color="auto"/>
+              <w:left w:val="single" w:sz="6" w:space="0" w:color="auto"/>
+              <w:bottom w:val="single" w:sz="6" w:space="0" w:color="auto"/>
+              <w:right w:val="single" w:sz="6" w:space="0" w:color="auto"/>
+            </w:tcBorders>
             <w:vAlign w:val="center"/>
           </w:tcPr>
           <w:p>
@@ -1824,6 +2235,12 @@
         <w:tc>
           <w:tcPr>
             <w:tcW w:w="1001" w:type="dxa"/>
+            <w:tcBorders>
+              <w:top w:val="single" w:sz="6" w:space="0" w:color="auto"/>
+              <w:left w:val="single" w:sz="6" w:space="0" w:color="auto"/>
+              <w:bottom w:val="single" w:sz="6" w:space="0" w:color="auto"/>
+              <w:right w:val="single" w:sz="6" w:space="0" w:color="auto"/>
+            </w:tcBorders>
             <w:vAlign w:val="center"/>
           </w:tcPr>
           <w:p>
@@ -1847,6 +2264,9 @@
           <w:tcPr>
             <w:tcW w:w="16038" w:type="dxa"/>
             <w:gridSpan w:val="10"/>
+            <w:tcBorders>
+              <w:top w:val="single" w:sz="6" w:space="0" w:color="auto"/>
+            </w:tcBorders>
           </w:tcPr>
           <w:p>
             <w:pPr>
@@ -2123,7 +2543,7 @@
 </file>
 
 <file path=word/styles.xml><?xml version="1.0" encoding="utf-8"?>
-<w:styles xmlns:mc="http://schemas.openxmlformats.org/markup-compatibility/2006" xmlns:r="http://schemas.openxmlformats.org/officeDocument/2006/relationships" xmlns:w="http://schemas.openxmlformats.org/wordprocessingml/2006/main" xmlns:w14="http://schemas.microsoft.com/office/word/2010/wordml" xmlns:w15="http://schemas.microsoft.com/office/word/2012/wordml" xmlns:w16cex="http://schemas.microsoft.com/office/word/2018/wordml/cex" xmlns:w16cid="http://schemas.microsoft.com/office/word/2016/wordml/cid" xmlns:w16="http://schemas.microsoft.com/office/word/2018/wordml" xmlns:w16sdtdh="http://schemas.microsoft.com/office/word/2020/wordml/sdtdatahash" xmlns:w16se="http://schemas.microsoft.com/office/word/2015/wordml/symex" mc:Ignorable="w14 w15 w16se w16cid w16 w16cex w16sdtdh">
+<w:styles xmlns:mc="http://schemas.openxmlformats.org/markup-compatibility/2006" xmlns:r="http://schemas.openxmlformats.org/officeDocument/2006/relationships" xmlns:w="http://schemas.openxmlformats.org/wordprocessingml/2006/main" xmlns:w14="http://schemas.microsoft.com/office/word/2010/wordml" xmlns:w15="http://schemas.microsoft.com/office/word/2012/wordml" xmlns:w16cex="http://schemas.microsoft.com/office/word/2018/wordml/cex" xmlns:w16cid="http://schemas.microsoft.com/office/word/2016/wordml/cid" xmlns:w16="http://schemas.microsoft.com/office/word/2018/wordml" xmlns:w16sdtdh="http://schemas.microsoft.com/office/word/2020/wordml/sdtdatahash" xmlns:w16sdtfl="http://schemas.microsoft.com/office/word/2024/wordml/sdtformatlock" xmlns:w16se="http://schemas.microsoft.com/office/word/2015/wordml/symex" xmlns:w16du="http://schemas.microsoft.com/office/word/2023/wordml/word16du" mc:Ignorable="w14 w15 w16se w16cid w16 w16cex w16sdtdh w16sdtfl w16du">
   <w:docDefaults>
     <w:rPrDefault>
       <w:rPr>
